--- a/보관본/러시아 인권변호사/Word/6부/6부_7화_배후_수사.docx
+++ b/보관본/러시아 인권변호사/Word/6부/6부_7화_배후_수사.docx
@@ -36,7 +36,7 @@
           <w:i w:val="0"/>
           <w:sz w:val="22"/>
         </w:rPr>
-        <w:t>수사관 올레그 마르첸코(테러 수사 책임자, 이리나와 무관) / 알렉세이 “료샤” 오를로프(대통령, 재선 후보) / 이리나 올레고브나 마르첸코(대통령 보좌관, 병원에서 영상통화) / 카탸 리시나(비서실장) / 아나톨리 빅토로비치 그레벤시코프(선거전략가) / 키릴 안드레예비치 스미르노프(국가재정투명성청장) / 아나스타시야(나스탸) 드미트리예브나(투명성청 부청장) / 베니아민 올레고비치 스트레시네프(포렌식 회계사) / 파벨 드미트리예비치 구르킨(크릴로프의 후임 국가보안기관장, 신규) / 테러 실행범 로만 샤바노프(신규) / 아르툠 이고레비치 코발추크(포퓰리스트 후보) / 코발추크 보좌관 / 기자</w:t>
+        <w:t>수사관 올레그 마르첸코(테러 수사 책임자, 이리나와 무관) / 알렉세이 “료샤” 오를로프(대통령, 재선 후보) / 이리나 올레고브나 마르첸코(대통령 보좌관, 병원에서 영상통화) / 카탸 리시나(비서실장) / 아나톨리 빅토로비치 그레벤시코프(선거전략가) / 키릴 안드레예비치 스미르노프(국가재정투명성청장) / 아나스타시야(나스탸) 드미트리예브나(투명성청 부청장) / 베니아민 올레고비치 스트레시네프(포렌식 회계사) / 로디온 드미트리예비치 구르킨(크릴로프의 후임 국가보안기관장, 신규) / 테러 실행범 로만 샤바노프(신규) / 아르툠 이고레비치 코발추크(포퓰리스트 후보) / 코발추크 보좌관 / 기자</w:t>
       </w:r>
     </w:p>
     <w:p>
@@ -1260,7 +1260,7 @@
           <w:i w:val="0"/>
           <w:sz w:val="22"/>
         </w:rPr>
-        <w:t>Никакого дублирования, Павел Дмитриевич. Полная координация. Ведёт дело Марченко, вы обеспечиваете.</w:t>
+        <w:t>Никакого дублирования, Родион Дмитриевич. Полная координация. Ведёт дело Марченко, вы обеспечиваете.</w:t>
       </w:r>
     </w:p>
     <w:p>
@@ -1306,7 +1306,7 @@
           <w:i w:val="0"/>
           <w:sz w:val="22"/>
         </w:rPr>
-        <w:t>Ценю это, Павел Дмитриевич.</w:t>
+        <w:t>Ценю это, Родион Дмитриевич.</w:t>
       </w:r>
     </w:p>
     <w:p>

--- a/보관본/러시아 인권변호사/Word/6부/6부_7화_배후_수사.docx
+++ b/보관본/러시아 인권변호사/Word/6부/6부_7화_배후_수사.docx
@@ -3382,7 +3382,7 @@
           <w:i w:val="0"/>
           <w:sz w:val="22"/>
         </w:rPr>
-        <w:t xml:space="preserve"> — 한국어 해설: 아무리 오래 숨겨도 결국 끝이 드러난다는 뜻의 널리 쓰이는 속담. 조급해하는 료샤에게 수사관 마르첸코가 건네며, 배후를 서둘러 캐내기보다 끝까지 기다리는 것이 수사관의 일이라고 말한다. 최종 의뢰인이 밝혀지지 않은 채 남는 6부의 수사와 료샤의 복수심을 절제시키는 장치다 (장면 14).</w:t>
+        <w:t xml:space="preserve"> — 한국어 해설: 아무리 오래 숨겨도 결국 끝이 드러난다는 뜻의 속담. 조급해하는 료샤에게 수사관 마르첸코가 건네며, 배후를 서둘러 캐내기보다 끝까지 기다리는 것이 수사관의 일이라고 말한다. 최종 의뢰인이 밝혀지지 않은 채 남는 6부의 수사와 료샤의 복수심을 절제시키는 장치다 (장면 14).</w:t>
       </w:r>
     </w:p>
     <w:p>

--- a/보관본/러시아 인권변호사/Word/6부/6부_7화_배후_수사.docx
+++ b/보관본/러시아 인권변호사/Word/6부/6부_7화_배후_수사.docx
@@ -36,7 +36,7 @@
           <w:i w:val="0"/>
           <w:sz w:val="22"/>
         </w:rPr>
-        <w:t>수사관 올레그 마르첸코(테러 수사 책임자, 이리나와 무관) / 알렉세이 “료샤” 오를로프(대통령, 재선 후보) / 이리나 올레고브나 마르첸코(대통령 보좌관, 병원에서 영상통화) / 카탸 리시나(비서실장) / 아나톨리 빅토로비치 그레벤시코프(선거전략가) / 키릴 안드레예비치 스미르노프(국가재정투명성청장) / 아나스타시야(나스탸) 드미트리예브나(투명성청 부청장) / 베니아민 올레고비치 스트레시네프(포렌식 회계사) / 로디온 드미트리예비치 구르킨(크릴로프의 후임 국가보안기관장, 신규) / 테러 실행범 로만 샤바노프(신규) / 아르툠 이고레비치 코발추크(포퓰리스트 후보) / 코발추크 보좌관 / 기자</w:t>
+        <w:t>수사관 콘스탄틴 마르첸코(테러 수사 책임자, 이리나와 무관) / 알렉세이 “료샤” 오를로프(대통령, 재선 후보) / 이리나 올레고브나 마르첸코(대통령 보좌관, 병원에서 영상통화) / 카탸 리시나(비서실장) / 아나톨리 빅토로비치 그레벤시코프(선거전략가) / 키릴 안드레예비치 스미르노프(국가재정투명성청장) / 아나스타시야(나스탸) 드미트리예브나(투명성청 부청장) / 베니아민 올레고비치 스트레시네프(포렌식 회계사) / 로디온 드미트리예비치 구르킨(크릴로프의 후임 국가보안기관장, 신규) / 테러 실행범 로만 샤바노프(신규) / 아르툠 이고레비치 코발추크(포퓰리스트 후보) / 코발추크 보좌관 / 기자</w:t>
       </w:r>
     </w:p>
     <w:p>
